--- a/dist/pachet/4-imobilizari.docx
+++ b/dist/pachet/4-imobilizari.docx
@@ -11602,6 +11602,237 @@
       </w:pPr>
       <w:r>
         <w:t>art. 11, art. 22 alin. (9), art. 25 alin. (1), art. 25 alin. (3), art. 28, art. 28 alin. (2), art. 28 alin. (5), art. 28 alin. (8), art. 28 alin. (12), art. 28 alin. (17), art. 292 alin. (3), art. 298, art. 331, art. 331 alin. (2), art. 461, art. 461 alin. (1), art. 461 alin. (2), art. 466, art. 471</w:t>
+      </w:r>
+    </w:p>
+    <w:p>
+      <w:pPr>
+        <w:spacing w:before="40" w:after="160"/>
+        <w:pBdr>
+          <w:bottom w:val="single" w:sz="6" w:color="DBE3EA"/>
+        </w:pBdr>
+      </w:pPr>
+    </w:p>
+    <w:p>
+      <w:pPr>
+        <w:pStyle w:val="Heading2"/>
+      </w:pPr>
+      <w:r>
+        <w:t>Anexa G — Răspunsuri verificate pe surse publice</w:t>
+      </w:r>
+    </w:p>
+    <w:p>
+      <w:pPr>
+        <w:jc w:val="both"/>
+      </w:pPr>
+      <w:r>
+        <w:t xml:space="preserve">Întrebări care erau deschise și la care am găsit răspuns în lege. Fiecare poartă actul normativ pe care se sprijină și data la care a fost confruntat cu sursele. </w:t>
+      </w:r>
+      <w:r>
+        <w:rPr>
+          <w:b/>
+        </w:rPr>
+        <w:t>De confirmat cu formatorul</w:t>
+      </w:r>
+      <w:r>
+        <w:t xml:space="preserve"> — nu pentru că răspunsul ar fi nesigur, ci pentru că practica poate adăuga ceva ce textul nu spune.</w:t>
+      </w:r>
+    </w:p>
+    <w:p>
+      <w:pPr>
+        <w:jc w:val="both"/>
+      </w:pPr>
+      <w:r>
+        <w:rPr>
+          <w:b/>
+        </w:rPr>
+        <w:t>✅ Excepția de la cumulul cu profitul reinvestit (art. 22 alin. 9) acoperă doar amortizarea accelerată, sau și pe cea superaccelerată de 65%?</w:t>
+      </w:r>
+    </w:p>
+    <w:p>
+      <w:pPr>
+        <w:jc w:val="both"/>
+      </w:pPr>
+      <w:r>
+        <w:t xml:space="preserve">Regula: cine aplică scutirea de impozit a profitului reinvestit </w:t>
+      </w:r>
+      <w:r>
+        <w:rPr>
+          <w:b/>
+        </w:rPr>
+        <w:t>nu poate opta pentru amortizarea accelerată</w:t>
+      </w:r>
+      <w:r>
+        <w:t xml:space="preserve"> pentru activele respective — se amortizează liniar sau degresiv. Există însă o </w:t>
+      </w:r>
+      <w:r>
+        <w:rPr>
+          <w:b/>
+        </w:rPr>
+        <w:t>excepție pentru 2026</w:t>
+      </w:r>
+      <w:r>
+        <w:t xml:space="preserve">: dacă scutirea se aplică pentru subgrupa 2.1 (echipamente tehnologice — mașini, utilaje și instalații de lucru) și pentru calculatoare și echipamente periferice, contribuabilul </w:t>
+      </w:r>
+      <w:r>
+        <w:rPr>
+          <w:b/>
+        </w:rPr>
+        <w:t>poate</w:t>
+      </w:r>
+      <w:r>
+        <w:t xml:space="preserve"> opta pentru amortizare accelerată.</w:t>
+      </w:r>
+    </w:p>
+    <w:p>
+      <w:pPr>
+        <w:jc w:val="both"/>
+      </w:pPr>
+      <w:r>
+        <w:rPr>
+          <w:i/>
+        </w:rPr>
+        <w:t>Temei:</w:t>
+      </w:r>
+      <w:r>
+        <w:t xml:space="preserve"> Cod fiscal art. 22 alin. (9), cu trimitere la art. 28 alin. (5) lit. b) pentru excepția din 2026.</w:t>
+      </w:r>
+    </w:p>
+    <w:p>
+      <w:pPr>
+        <w:jc w:val="both"/>
+      </w:pPr>
+      <w:r>
+        <w:rPr>
+          <w:i/>
+        </w:rPr>
+        <w:t>Imobilizări — prag și amortizare · training 12.08.2026, întrebarea 2 · verificat 21.08.2026</w:t>
+      </w:r>
+    </w:p>
+    <w:p>
+      <w:pPr>
+        <w:jc w:val="both"/>
+      </w:pPr>
+      <w:r>
+        <w:rPr>
+          <w:b/>
+        </w:rPr>
+        <w:t>✅ Care este baza legală exactă pentru a trata ca nedeductibilă diferența dintre valoarea rămasă și prețul de vânzare, față de art. 28 alin. (17)?</w:t>
+      </w:r>
+    </w:p>
+    <w:p>
+      <w:pPr>
+        <w:jc w:val="both"/>
+      </w:pPr>
+      <w:r>
+        <w:rPr>
+          <w:b/>
+        </w:rPr>
+        <w:t>Nu există un asemenea temei — presupunerea din notițe e inversă.</w:t>
+      </w:r>
+      <w:r>
+        <w:t xml:space="preserve"> La vânzarea unui mijloc fix la prețul pieței, valoarea rămasă neamortizată e cheltuială </w:t>
+      </w:r>
+      <w:r>
+        <w:rPr>
+          <w:b/>
+        </w:rPr>
+        <w:t>deductibilă</w:t>
+      </w:r>
+      <w:r>
+        <w:t xml:space="preserve">, chiar dacă prețul e sub ea. Limitarea reală e alta și privește doar </w:t>
+      </w:r>
+      <w:r>
+        <w:rPr>
+          <w:b/>
+        </w:rPr>
+        <w:t>autoturismele din categoria M1</w:t>
+      </w:r>
+      <w:r>
+        <w:t xml:space="preserve">: acolo valoarea rămasă e deductibilă în limita a </w:t>
+      </w:r>
+      <w:r>
+        <w:rPr>
+          <w:b/>
+        </w:rPr>
+        <w:t>1.500 lei × numărul de luni rămase</w:t>
+      </w:r>
+      <w:r>
+        <w:t xml:space="preserve"> de amortizat din durata normală de funcționare.</w:t>
+      </w:r>
+    </w:p>
+    <w:p>
+      <w:pPr>
+        <w:jc w:val="both"/>
+      </w:pPr>
+      <w:r>
+        <w:rPr>
+          <w:i/>
+        </w:rPr>
+        <w:t>Temei:</w:t>
+      </w:r>
+      <w:r>
+        <w:t xml:space="preserve"> Cod fiscal art. 28 alin. (17) și normele metodologice aferente (limitarea M1).</w:t>
+      </w:r>
+    </w:p>
+    <w:p>
+      <w:pPr>
+        <w:jc w:val="both"/>
+      </w:pPr>
+      <w:r>
+        <w:rPr>
+          <w:i/>
+        </w:rPr>
+        <w:t>Imobilizări — ieșiri din gestiune · training 12.08.2026, întrebarea 3 · verificat 21.08.2026</w:t>
+      </w:r>
+    </w:p>
+    <w:p>
+      <w:pPr>
+        <w:jc w:val="both"/>
+      </w:pPr>
+      <w:r>
+        <w:rPr>
+          <w:b/>
+        </w:rPr>
+        <w:t>✅ La o casare din care nu rezultă nici deșeuri, nici piese reutilizabile, cum se justifică deductibilitatea valorii rămase neamortizate?</w:t>
+      </w:r>
+    </w:p>
+    <w:p>
+      <w:pPr>
+        <w:jc w:val="both"/>
+      </w:pPr>
+      <w:r>
+        <w:rPr>
+          <w:b/>
+        </w:rPr>
+        <w:t>Nu se cere nici deșeu, nici piesă reutilizabilă.</w:t>
+      </w:r>
+      <w:r>
+        <w:t xml:space="preserve"> Cheltuielile înregistrate ca urmare a casării unui mijloc fix cu valoare fiscală incomplet amortizată sunt, prin lege, cheltuieli efectuate în scopul desfășurării activității economice — deci deductibile. Documentația de casare rămâne necesară ca probă a operațiunii, nu ca o condiție de deductibilitate.</w:t>
+      </w:r>
+    </w:p>
+    <w:p>
+      <w:pPr>
+        <w:jc w:val="both"/>
+      </w:pPr>
+      <w:r>
+        <w:rPr>
+          <w:i/>
+        </w:rPr>
+        <w:t>Temei:</w:t>
+      </w:r>
+      <w:r>
+        <w:t xml:space="preserve"> Cod fiscal art. 28 alin. (17).</w:t>
+      </w:r>
+    </w:p>
+    <w:p>
+      <w:pPr>
+        <w:jc w:val="both"/>
+      </w:pPr>
+      <w:r>
+        <w:rPr>
+          <w:i/>
+        </w:rPr>
+        <w:t>Imobilizări — ieșiri din gestiune · training 12.08.2026, întrebarea 5 · verificat 21.08.2026</w:t>
       </w:r>
     </w:p>
     <w:p>

--- a/dist/pachet/4-imobilizari.docx
+++ b/dist/pachet/4-imobilizari.docx
@@ -22,7 +22,7 @@
         <w:pStyle w:val="Heading3"/>
       </w:pPr>
       <w:r>
-        <w:t>Surse: training 12.08.2026 · adâncit cu 19.08.2026 — versiune revizuită, reorganizată și contraverificată</w:t>
+        <w:t>Surse: training 12.08.2026 · adâncit cu 19.08.2026 și 26.08.2026 — versiune revizuită, reorganizată și contraverificată</w:t>
       </w:r>
     </w:p>
     <w:p>
@@ -8347,6 +8347,938 @@
       </w:r>
       <w:r>
         <w:t xml:space="preserve"> pentru imobilizări.</w:t>
+      </w:r>
+    </w:p>
+    <w:p>
+      <w:pPr>
+        <w:pStyle w:val="Heading2"/>
+      </w:pPr>
+      <w:r>
+        <w:t>19. Subvenții pentru investiții și fonduri europene</w:t>
+      </w:r>
+    </w:p>
+    <w:p>
+      <w:pPr>
+        <w:pStyle w:val="Heading3"/>
+      </w:pPr>
+      <w:r>
+        <w:t>19.1 Corespondența 445 ↔ 475</w:t>
+      </w:r>
+    </w:p>
+    <w:p>
+      <w:pPr>
+        <w:jc w:val="both"/>
+      </w:pPr>
+      <w:r>
+        <w:t xml:space="preserve">Grupa 445 ține </w:t>
+      </w:r>
+      <w:r>
+        <w:rPr>
+          <w:b/>
+        </w:rPr>
+        <w:t>creanța</w:t>
+      </w:r>
+      <w:r>
+        <w:t xml:space="preserve"> față de finanțator; grupa 475 ține </w:t>
+      </w:r>
+      <w:r>
+        <w:rPr>
+          <w:b/>
+        </w:rPr>
+        <w:t>venitul amânat</w:t>
+      </w:r>
+      <w:r>
+        <w:t xml:space="preserve"> care</w:t>
+      </w:r>
+    </w:p>
+    <w:p>
+      <w:pPr>
+        <w:jc w:val="both"/>
+      </w:pPr>
+      <w:r>
+        <w:t>urmează să fie recunoscut pe măsura amortizării. Se folosesc în pereche:</w:t>
+      </w:r>
+    </w:p>
+    <w:tbl>
+      <w:tblPr>
+        <w:tblStyle w:val="LightGrid-Accent1"/>
+        <w:tblW w:type="auto" w:w="0"/>
+        <w:tblLook w:firstColumn="1" w:firstRow="1" w:lastColumn="0" w:lastRow="0" w:noHBand="0" w:noVBand="1" w:val="04A0"/>
+      </w:tblPr>
+      <w:tblGrid>
+        <w:gridCol w:w="2880"/>
+        <w:gridCol w:w="2880"/>
+        <w:gridCol w:w="2880"/>
+      </w:tblGrid>
+      <w:tr>
+        <w:tc>
+          <w:tcPr>
+            <w:tcW w:type="dxa" w:w="2880"/>
+          </w:tcPr>
+          <w:p>
+            <w:pPr>
+              <w:spacing w:after="40"/>
+            </w:pPr>
+            <w:r>
+              <w:rPr>
+                <w:b/>
+                <w:sz w:val="18"/>
+              </w:rPr>
+            </w:r>
+            <w:r>
+              <w:rPr>
+                <w:b/>
+                <w:sz w:val="18"/>
+              </w:rPr>
+              <w:t>Creanță</w:t>
+            </w:r>
+          </w:p>
+        </w:tc>
+        <w:tc>
+          <w:tcPr>
+            <w:tcW w:type="dxa" w:w="2880"/>
+          </w:tcPr>
+          <w:p>
+            <w:pPr>
+              <w:spacing w:after="40"/>
+            </w:pPr>
+            <w:r>
+              <w:rPr>
+                <w:b/>
+                <w:sz w:val="18"/>
+              </w:rPr>
+            </w:r>
+            <w:r>
+              <w:rPr>
+                <w:b/>
+                <w:sz w:val="18"/>
+              </w:rPr>
+              <w:t>Venit amânat</w:t>
+            </w:r>
+          </w:p>
+        </w:tc>
+        <w:tc>
+          <w:tcPr>
+            <w:tcW w:type="dxa" w:w="2880"/>
+          </w:tcPr>
+          <w:p>
+            <w:pPr>
+              <w:spacing w:after="40"/>
+            </w:pPr>
+            <w:r>
+              <w:rPr>
+                <w:b/>
+                <w:sz w:val="18"/>
+              </w:rPr>
+            </w:r>
+            <w:r>
+              <w:rPr>
+                <w:b/>
+                <w:sz w:val="18"/>
+              </w:rPr>
+              <w:t>Ce finanțează</w:t>
+            </w:r>
+          </w:p>
+        </w:tc>
+      </w:tr>
+      <w:tr>
+        <w:tc>
+          <w:tcPr>
+            <w:tcW w:type="dxa" w:w="2880"/>
+          </w:tcPr>
+          <w:p>
+            <w:pPr>
+              <w:spacing w:after="40"/>
+            </w:pPr>
+            <w:r>
+              <w:rPr>
+                <w:sz w:val="18"/>
+              </w:rPr>
+            </w:r>
+            <w:r>
+              <w:rPr>
+                <w:sz w:val="18"/>
+              </w:rPr>
+              <w:t>4451</w:t>
+            </w:r>
+          </w:p>
+        </w:tc>
+        <w:tc>
+          <w:tcPr>
+            <w:tcW w:type="dxa" w:w="2880"/>
+          </w:tcPr>
+          <w:p>
+            <w:pPr>
+              <w:spacing w:after="40"/>
+            </w:pPr>
+            <w:r>
+              <w:rPr>
+                <w:sz w:val="18"/>
+              </w:rPr>
+            </w:r>
+            <w:r>
+              <w:rPr>
+                <w:sz w:val="18"/>
+              </w:rPr>
+              <w:t>4751</w:t>
+            </w:r>
+          </w:p>
+        </w:tc>
+        <w:tc>
+          <w:tcPr>
+            <w:tcW w:type="dxa" w:w="2880"/>
+          </w:tcPr>
+          <w:p>
+            <w:pPr>
+              <w:spacing w:after="40"/>
+            </w:pPr>
+            <w:r>
+              <w:rPr>
+                <w:sz w:val="18"/>
+              </w:rPr>
+            </w:r>
+            <w:r>
+              <w:rPr>
+                <w:sz w:val="18"/>
+              </w:rPr>
+              <w:t>Subvenții guvernamentale pentru investiții</w:t>
+            </w:r>
+          </w:p>
+        </w:tc>
+      </w:tr>
+      <w:tr>
+        <w:tc>
+          <w:tcPr>
+            <w:tcW w:type="dxa" w:w="2880"/>
+          </w:tcPr>
+          <w:p>
+            <w:pPr>
+              <w:spacing w:after="40"/>
+            </w:pPr>
+            <w:r>
+              <w:rPr>
+                <w:sz w:val="18"/>
+              </w:rPr>
+            </w:r>
+            <w:r>
+              <w:rPr>
+                <w:sz w:val="18"/>
+              </w:rPr>
+              <w:t>4452</w:t>
+            </w:r>
+          </w:p>
+        </w:tc>
+        <w:tc>
+          <w:tcPr>
+            <w:tcW w:type="dxa" w:w="2880"/>
+          </w:tcPr>
+          <w:p>
+            <w:pPr>
+              <w:spacing w:after="40"/>
+            </w:pPr>
+            <w:r>
+              <w:rPr>
+                <w:sz w:val="18"/>
+              </w:rPr>
+            </w:r>
+            <w:r>
+              <w:rPr>
+                <w:sz w:val="18"/>
+              </w:rPr>
+              <w:t>4752</w:t>
+            </w:r>
+          </w:p>
+        </w:tc>
+        <w:tc>
+          <w:tcPr>
+            <w:tcW w:type="dxa" w:w="2880"/>
+          </w:tcPr>
+          <w:p>
+            <w:pPr>
+              <w:spacing w:after="40"/>
+            </w:pPr>
+            <w:r>
+              <w:rPr>
+                <w:sz w:val="18"/>
+              </w:rPr>
+            </w:r>
+            <w:r>
+              <w:rPr>
+                <w:sz w:val="18"/>
+              </w:rPr>
+              <w:t>Împrumuturi nerambursabile cu caracter de subvenții</w:t>
+            </w:r>
+          </w:p>
+        </w:tc>
+      </w:tr>
+      <w:tr>
+        <w:tc>
+          <w:tcPr>
+            <w:tcW w:type="dxa" w:w="2880"/>
+          </w:tcPr>
+          <w:p>
+            <w:pPr>
+              <w:spacing w:after="40"/>
+            </w:pPr>
+            <w:r>
+              <w:rPr>
+                <w:sz w:val="18"/>
+              </w:rPr>
+            </w:r>
+            <w:r>
+              <w:rPr>
+                <w:sz w:val="18"/>
+              </w:rPr>
+              <w:t>4458</w:t>
+            </w:r>
+          </w:p>
+        </w:tc>
+        <w:tc>
+          <w:tcPr>
+            <w:tcW w:type="dxa" w:w="2880"/>
+          </w:tcPr>
+          <w:p>
+            <w:pPr>
+              <w:spacing w:after="40"/>
+            </w:pPr>
+            <w:r>
+              <w:rPr>
+                <w:sz w:val="18"/>
+              </w:rPr>
+            </w:r>
+            <w:r>
+              <w:rPr>
+                <w:sz w:val="18"/>
+              </w:rPr>
+              <w:t>4753 / 4754 / 4758</w:t>
+            </w:r>
+          </w:p>
+        </w:tc>
+        <w:tc>
+          <w:tcPr>
+            <w:tcW w:type="dxa" w:w="2880"/>
+          </w:tcPr>
+          <w:p>
+            <w:pPr>
+              <w:spacing w:after="40"/>
+            </w:pPr>
+            <w:r>
+              <w:rPr>
+                <w:sz w:val="18"/>
+              </w:rPr>
+            </w:r>
+            <w:r>
+              <w:rPr>
+                <w:sz w:val="18"/>
+              </w:rPr>
+              <w:t>Alte sume primite cu caracter de subvenții</w:t>
+            </w:r>
+          </w:p>
+        </w:tc>
+      </w:tr>
+    </w:tbl>
+    <w:p/>
+    <w:p>
+      <w:pPr>
+        <w:jc w:val="both"/>
+      </w:pPr>
+      <w:r>
+        <w:t>➕ Corespondența nu e mnemotehnică: fiecare pereche păstrează separat *de la cine ai de</w:t>
+      </w:r>
+    </w:p>
+    <w:p>
+      <w:pPr>
+        <w:jc w:val="both"/>
+      </w:pPr>
+      <w:r>
+        <w:t>primit</w:t>
+      </w:r>
+      <w:r>
+        <w:rPr>
+          <w:i/>
+        </w:rPr>
+        <w:t xml:space="preserve"> și </w:t>
+      </w:r>
+      <w:r>
+        <w:t>cât din venit nu ți se cuvine încă*. Confundate, subvenția ajunge venit în</w:t>
+      </w:r>
+    </w:p>
+    <w:p>
+      <w:pPr>
+        <w:jc w:val="both"/>
+      </w:pPr>
+      <w:r>
+        <w:t>luna încasării, ceea ce umflă rezultatul cu bani care acoperă o cheltuială viitoare.</w:t>
+      </w:r>
+    </w:p>
+    <w:p>
+      <w:pPr>
+        <w:pStyle w:val="Heading3"/>
+      </w:pPr>
+      <w:r>
+        <w:t>19.2 Când se înregistrează un proiect european</w:t>
+      </w:r>
+    </w:p>
+    <w:p>
+      <w:pPr>
+        <w:jc w:val="both"/>
+      </w:pPr>
+      <w:r>
+        <w:t>Un proiect pe fonduri europene se înregistrează în contabilitate **când primesc</w:t>
+      </w:r>
+    </w:p>
+    <w:p>
+      <w:pPr>
+        <w:jc w:val="both"/>
+      </w:pPr>
+      <w:r>
+        <w:t>aprobarea de la autoritate** — nu când primesc banii, nu la semnarea contractului de</w:t>
+      </w:r>
+    </w:p>
+    <w:p>
+      <w:pPr>
+        <w:jc w:val="both"/>
+      </w:pPr>
+      <w:r>
+        <w:t>consultanță.</w:t>
+      </w:r>
+    </w:p>
+    <w:p>
+      <w:pPr>
+        <w:jc w:val="both"/>
+      </w:pPr>
+      <w:r>
+        <w:t>⚠️ Momentul contează: creanța și venitul amânat se nasc la aprobare. Înregistrat la</w:t>
+      </w:r>
+    </w:p>
+    <w:p>
+      <w:pPr>
+        <w:jc w:val="both"/>
+      </w:pPr>
+      <w:r>
+        <w:t>încasare, tot mecanismul de reluare la venit pornește cu întârziere, iar corelația dintre</w:t>
+      </w:r>
+    </w:p>
+    <w:p>
+      <w:pPr>
+        <w:jc w:val="both"/>
+      </w:pPr>
+      <w:r>
+        <w:t>amortizare și venit se rupe pentru lunile dintre aprobare și încasare.</w:t>
+      </w:r>
+    </w:p>
+    <w:p>
+      <w:pPr>
+        <w:pStyle w:val="Heading3"/>
+      </w:pPr>
+      <w:r>
+        <w:t>19.3 Aportul propriu și TVA-ul nedecontat</w:t>
+      </w:r>
+    </w:p>
+    <w:p>
+      <w:pPr>
+        <w:jc w:val="both"/>
+      </w:pPr>
+      <w:r>
+        <w:t xml:space="preserve">Societatea vine cu un </w:t>
+      </w:r>
+      <w:r>
+        <w:rPr>
+          <w:b/>
+        </w:rPr>
+        <w:t>aport de 10 / 20 / 30 %</w:t>
+      </w:r>
+      <w:r>
+        <w:t>, în funcție de proiect și de ramura în</w:t>
+      </w:r>
+    </w:p>
+    <w:p>
+      <w:pPr>
+        <w:jc w:val="both"/>
+      </w:pPr>
+      <w:r>
+        <w:t>care se încadrează. Restul e subvenție.</w:t>
+      </w:r>
+    </w:p>
+    <w:p>
+      <w:pPr>
+        <w:jc w:val="both"/>
+      </w:pPr>
+      <w:r>
+        <w:t xml:space="preserve">Valorile din proiect sunt </w:t>
+      </w:r>
+      <w:r>
+        <w:rPr>
+          <w:b/>
+        </w:rPr>
+        <w:t>fără TVA</w:t>
+      </w:r>
+      <w:r>
+        <w:t>: TVA-ul nu se decontează și nu face parte dintr-un</w:t>
+      </w:r>
+    </w:p>
+    <w:p>
+      <w:pPr>
+        <w:jc w:val="both"/>
+      </w:pPr>
+      <w:r>
+        <w:t>proiect european.</w:t>
+      </w:r>
+    </w:p>
+    <w:p>
+      <w:pPr>
+        <w:jc w:val="both"/>
+      </w:pPr>
+      <w:r>
+        <w:t xml:space="preserve">Exemplu: proiect de </w:t>
+      </w:r>
+      <w:r>
+        <w:rPr>
+          <w:b/>
+        </w:rPr>
+        <w:t>100.000 lei</w:t>
+      </w:r>
+      <w:r>
+        <w:t xml:space="preserve">, subvenție </w:t>
+      </w:r>
+      <w:r>
+        <w:rPr>
+          <w:b/>
+        </w:rPr>
+        <w:t>80 %</w:t>
+      </w:r>
+      <w:r>
+        <w:t>.</w:t>
+      </w:r>
+    </w:p>
+    <w:p>
+      <w:pPr>
+        <w:ind w:left="280"/>
+      </w:pPr>
+      <w:r>
+        <w:rPr>
+          <w:rFonts w:ascii="Consolas" w:hAnsi="Consolas"/>
+          <w:sz w:val="18"/>
+        </w:rPr>
+        <w:t>4452 = 4758        80.000     creanța și venitul amânat, la aprobare</w:t>
+        <w:br/>
+        <w:t>5121 = 4452        80.000     încasarea fondurilor</w:t>
+      </w:r>
+    </w:p>
+    <w:p>
+      <w:pPr>
+        <w:jc w:val="both"/>
+      </w:pPr>
+      <w:r>
+        <w:t>➕ Între cele două înregistrări, creanța poate sta „latentă" oricât: nimic nu se reia la</w:t>
+      </w:r>
+    </w:p>
+    <w:p>
+      <w:pPr>
+        <w:jc w:val="both"/>
+      </w:pPr>
+      <w:r>
+        <w:t>venit până nu apare prima cheltuială cu activul finanțat.</w:t>
+      </w:r>
+    </w:p>
+    <w:p>
+      <w:pPr>
+        <w:pStyle w:val="Heading3"/>
+      </w:pPr>
+      <w:r>
+        <w:t>19.4 Amortizarea și reluarea la venit merg împreună</w:t>
+      </w:r>
+    </w:p>
+    <w:p>
+      <w:pPr>
+        <w:jc w:val="both"/>
+      </w:pPr>
+      <w:r>
+        <w:t>Aici e tot rostul mecanismului. Clădirea din proiect se amortizează pe 40 de ani:</w:t>
+      </w:r>
+    </w:p>
+    <w:p>
+      <w:pPr>
+        <w:ind w:left="280"/>
+      </w:pPr>
+      <w:r>
+        <w:rPr>
+          <w:rFonts w:ascii="Consolas" w:hAnsi="Consolas"/>
+          <w:sz w:val="18"/>
+        </w:rPr>
+        <w:t>100.000 ÷ 40 ani ÷ 12 luni = 208,33 lei amortizare lunară</w:t>
+      </w:r>
+    </w:p>
+    <w:p>
+      <w:pPr>
+        <w:jc w:val="both"/>
+      </w:pPr>
+      <w:r>
+        <w:t xml:space="preserve">În aceeași lună, subvenția se reia la venit </w:t>
+      </w:r>
+      <w:r>
+        <w:rPr>
+          <w:b/>
+        </w:rPr>
+        <w:t>în cota de finanțare</w:t>
+      </w:r>
+      <w:r>
+        <w:t>. Reluarea se</w:t>
+      </w:r>
+    </w:p>
+    <w:p>
+      <w:pPr>
+        <w:jc w:val="both"/>
+      </w:pPr>
+      <w:r>
+        <w:t>calculează pe valoarea SUBVENȚIONATĂ, nu pe amortizarea deja rotunjită:</w:t>
+      </w:r>
+    </w:p>
+    <w:p>
+      <w:pPr>
+        <w:ind w:left="280"/>
+      </w:pPr>
+      <w:r>
+        <w:rPr>
+          <w:rFonts w:ascii="Consolas" w:hAnsi="Consolas"/>
+          <w:sz w:val="18"/>
+        </w:rPr>
+        <w:t>80.000 ÷ 480 luni = 166,67 lei</w:t>
+      </w:r>
+    </w:p>
+    <w:p>
+      <w:pPr>
+        <w:jc w:val="both"/>
+      </w:pPr>
+      <w:r>
+        <w:t>Nota lunară, cu ambele jumătăți la vedere:</w:t>
+      </w:r>
+    </w:p>
+    <w:p>
+      <w:pPr>
+        <w:ind w:left="280"/>
+      </w:pPr>
+      <w:r>
+        <w:rPr>
+          <w:rFonts w:ascii="Consolas" w:hAnsi="Consolas"/>
+          <w:sz w:val="18"/>
+        </w:rPr>
+        <w:t>6811 = 2812       208,33     cheltuiala cu amortizarea, pe toată valoarea</w:t>
+        <w:br/>
+        <w:t>4758 = 7584       166,67     reluarea subvenției, doar pe cota finanțată</w:t>
+      </w:r>
+    </w:p>
+    <w:p>
+      <w:pPr>
+        <w:jc w:val="both"/>
+      </w:pPr>
+      <w:r>
+        <w:t xml:space="preserve">Efectul net contabil e </w:t>
+      </w:r>
+      <w:r>
+        <w:rPr>
+          <w:b/>
+        </w:rPr>
+        <w:t>41,66 lei pe lună</w:t>
+      </w:r>
+      <w:r>
+        <w:t xml:space="preserve"> (208,33 − 166,67), iar cota teoretică a</w:t>
+      </w:r>
+    </w:p>
+    <w:p>
+      <w:pPr>
+        <w:jc w:val="both"/>
+      </w:pPr>
+      <w:r>
+        <w:t xml:space="preserve">aportului propriu e </w:t>
+      </w:r>
+      <w:r>
+        <w:rPr>
+          <w:b/>
+        </w:rPr>
+        <w:t>41,67</w:t>
+      </w:r>
+      <w:r>
+        <w:t xml:space="preserve"> (20.000 ÷ 480). Banul de diferență e reziduu de rotunjire:</w:t>
+      </w:r>
+    </w:p>
+    <w:p>
+      <w:pPr>
+        <w:jc w:val="both"/>
+      </w:pPr>
+      <w:r>
+        <w:t>cele trei mărimi se rotunjesc fiecare independent, iar la ultima lună se regularizează.</w:t>
+      </w:r>
+    </w:p>
+    <w:p>
+      <w:pPr>
+        <w:jc w:val="both"/>
+      </w:pPr>
+      <w:r>
+        <w:t>Timp de 40 de ani: cheltuială, venit, cheltuială, venit.</w:t>
+      </w:r>
+    </w:p>
+    <w:p>
+      <w:pPr>
+        <w:jc w:val="both"/>
+      </w:pPr>
+      <w:r>
+        <w:t xml:space="preserve">⚠️ Notița scria reluarea ca </w:t>
+      </w:r>
+      <w:r>
+        <w:rPr>
+          <w:b/>
+        </w:rPr>
+        <w:t>166,40</w:t>
+      </w:r>
+      <w:r>
+        <w:t>, calculată pe amortizarea rotunjită (208 × 80 %).</w:t>
+      </w:r>
+    </w:p>
+    <w:p>
+      <w:pPr>
+        <w:jc w:val="both"/>
+      </w:pPr>
+      <w:r>
+        <w:t xml:space="preserve">Cifra corectă e </w:t>
+      </w:r>
+      <w:r>
+        <w:rPr>
+          <w:b/>
+        </w:rPr>
+        <w:t>166,67</w:t>
+      </w:r>
+      <w:r>
+        <w:t>. Atenție și la varianta intermediară: 208,33 × 80 % dă 166,66,</w:t>
+      </w:r>
+    </w:p>
+    <w:p>
+      <w:pPr>
+        <w:jc w:val="both"/>
+      </w:pPr>
+      <w:r>
+        <w:t>tot greșit, cu un ban. Ordinea corectă e împărțirea valorii subvenționate la durată, nu</w:t>
+      </w:r>
+    </w:p>
+    <w:p>
+      <w:pPr>
+        <w:jc w:val="both"/>
+      </w:pPr>
+      <w:r>
+        <w:t>aplicarea cotei peste o amortizare deja rotunjită. Diferența e mică lunar, dar</w:t>
+      </w:r>
+    </w:p>
+    <w:p>
+      <w:pPr>
+        <w:jc w:val="both"/>
+      </w:pPr>
+      <w:r>
+        <w:t>sistematică: pe 480 de luni se acumulează.</w:t>
+      </w:r>
+    </w:p>
+    <w:p>
+      <w:pPr>
+        <w:jc w:val="both"/>
+      </w:pPr>
+      <w:r>
+        <w:t>➕ Concluzia formatorului, formulată ca regulă de verificare: **dacă am o cheltuială din</w:t>
+      </w:r>
+    </w:p>
+    <w:p>
+      <w:pPr>
+        <w:jc w:val="both"/>
+      </w:pPr>
+      <w:r>
+        <w:t>proiect, trebuie să am și un venit în aceeași lună.** O lună cu amortizare și fără</w:t>
+      </w:r>
+    </w:p>
+    <w:p>
+      <w:pPr>
+        <w:jc w:val="both"/>
+      </w:pPr>
+      <w:r>
+        <w:t>reluare e o eroare, nu o opțiune.</w:t>
+      </w:r>
+    </w:p>
+    <w:p>
+      <w:pPr>
+        <w:pStyle w:val="Heading3"/>
+      </w:pPr>
+      <w:r>
+        <w:t>19.5 Plusuri la inventar la imobilizări</w:t>
+      </w:r>
+    </w:p>
+    <w:p>
+      <w:pPr>
+        <w:jc w:val="both"/>
+      </w:pPr>
+      <w:r>
+        <w:t>Un plus constatat la inventar la imobilizări se înregistrează tot prin grupa venitului</w:t>
+      </w:r>
+    </w:p>
+    <w:p>
+      <w:pPr>
+        <w:jc w:val="both"/>
+      </w:pPr>
+      <w:r>
+        <w:t>amânat, nu direct la venit:</w:t>
+      </w:r>
+    </w:p>
+    <w:p>
+      <w:pPr>
+        <w:ind w:left="280"/>
+      </w:pPr>
+      <w:r>
+        <w:rPr>
+          <w:rFonts w:ascii="Consolas" w:hAnsi="Consolas"/>
+          <w:sz w:val="18"/>
+        </w:rPr>
+        <w:t>2131 = 4754        la valoarea justă din raportul de evaluare</w:t>
+      </w:r>
+    </w:p>
+    <w:p>
+      <w:pPr>
+        <w:jc w:val="both"/>
+      </w:pPr>
+      <w:r>
+        <w:t xml:space="preserve">Motivul e același: o imobilizare are drept cheltuială </w:t>
+      </w:r>
+      <w:r>
+        <w:rPr>
+          <w:b/>
+        </w:rPr>
+        <w:t>amortizarea</w:t>
+      </w:r>
+      <w:r>
+        <w:t>, iar venitul</w:t>
+      </w:r>
+    </w:p>
+    <w:p>
+      <w:pPr>
+        <w:jc w:val="both"/>
+      </w:pPr>
+      <w:r>
+        <w:t>trebuie să apară în același ritm. Recunoașterea imediată la venit ar concentra într-o</w:t>
+      </w:r>
+    </w:p>
+    <w:p>
+      <w:pPr>
+        <w:jc w:val="both"/>
+      </w:pPr>
+      <w:r>
+        <w:t>lună un venit care acoperă o cheltuială întinsă pe toată durata de viață.</w:t>
+      </w:r>
+    </w:p>
+    <w:p>
+      <w:pPr>
+        <w:jc w:val="both"/>
+      </w:pPr>
+      <w:r>
+        <w:t xml:space="preserve">⚠️ Notița scria debitul ca </w:t>
+      </w:r>
+      <w:r>
+        <w:rPr>
+          <w:rFonts w:ascii="Consolas" w:hAnsi="Consolas"/>
+          <w:color w:val="1F4E79"/>
+          <w:sz w:val="19"/>
+        </w:rPr>
+        <w:t>4458</w:t>
+      </w:r>
+      <w:r>
+        <w:t xml:space="preserve">. Contul corect e cel de </w:t>
+      </w:r>
+      <w:r>
+        <w:rPr>
+          <w:b/>
+        </w:rPr>
+        <w:t>imobilizare</w:t>
+      </w:r>
+      <w:r>
+        <w:t xml:space="preserve"> (2131, 212,</w:t>
+      </w:r>
+    </w:p>
+    <w:p>
+      <w:pPr>
+        <w:jc w:val="both"/>
+      </w:pPr>
+      <w:r>
+        <w:t>214 — după natura bunului găsit). 4458 e o CREANȚĂ: „alte sume primite cu caracter de</w:t>
+      </w:r>
+    </w:p>
+    <w:p>
+      <w:pPr>
+        <w:jc w:val="both"/>
+      </w:pPr>
+      <w:r>
+        <w:t>subvenții”, adică bani de încasat de la cineva. La un plus de inventar nu ai de primit</w:t>
+      </w:r>
+    </w:p>
+    <w:p>
+      <w:pPr>
+        <w:jc w:val="both"/>
+      </w:pPr>
+      <w:r>
+        <w:t>nimic de la nimeni — ai găsit bunul. Înregistrat pe 4458, în balanță ar apărea o sumă de</w:t>
+      </w:r>
+    </w:p>
+    <w:p>
+      <w:pPr>
+        <w:jc w:val="both"/>
+      </w:pPr>
+      <w:r>
+        <w:t>încasat care nu există și pe care nimeni n-ar putea-o stinge vreodată.</w:t>
+      </w:r>
+    </w:p>
+    <w:p>
+      <w:pPr>
+        <w:jc w:val="both"/>
+      </w:pPr>
+      <w:r>
+        <w:t xml:space="preserve">❓ Notița indică </w:t>
+      </w:r>
+      <w:r>
+        <w:rPr>
+          <w:rFonts w:ascii="Consolas" w:hAnsi="Consolas"/>
+          <w:color w:val="1F4E79"/>
+          <w:sz w:val="19"/>
+        </w:rPr>
+        <w:t>7584 / 7588</w:t>
+      </w:r>
+      <w:r>
+        <w:t xml:space="preserve"> fără să tranșeze care se folosește la plusul de inventar.</w:t>
+      </w:r>
+    </w:p>
+    <w:p>
+      <w:pPr>
+        <w:jc w:val="both"/>
+      </w:pPr>
+      <w:r>
+        <w:t>Cele două nu sunt echivalente: 7584 e „venituri din subvenții pentru investiții", 7588 e</w:t>
+      </w:r>
+    </w:p>
+    <w:p>
+      <w:pPr>
+        <w:jc w:val="both"/>
+      </w:pPr>
+      <w:r>
+        <w:t xml:space="preserve">„alte venituri din exploatare". Presupun </w:t>
+      </w:r>
+      <w:r>
+        <w:rPr>
+          <w:b/>
+        </w:rPr>
+        <w:t>7584</w:t>
+      </w:r>
+      <w:r>
+        <w:t>, prin simetrie cu 475x, dar rămâne de</w:t>
+      </w:r>
+    </w:p>
+    <w:p>
+      <w:pPr>
+        <w:jc w:val="both"/>
+      </w:pPr>
+      <w:r>
+        <w:t>confirmat.</w:t>
       </w:r>
     </w:p>
     <w:p>

--- a/dist/pachet/4-imobilizari.docx
+++ b/dist/pachet/4-imobilizari.docx
@@ -12567,6 +12567,50 @@
       </w:r>
       <w:r>
         <w:t xml:space="preserve"> — nu pentru că răspunsul ar fi nesigur, ci pentru că practica poate adăuga ceva ce textul nu spune.</w:t>
+      </w:r>
+    </w:p>
+    <w:p>
+      <w:pPr>
+        <w:jc w:val="both"/>
+      </w:pPr>
+      <w:r>
+        <w:rPr>
+          <w:b/>
+        </w:rPr>
+        <w:t>✅ Recomandați alinierea pragului contabil de recunoaștere la cel fiscal (5.000 lei), sau menținerea unui prag intern mai mic pentru control de gestiune?</w:t>
+      </w:r>
+    </w:p>
+    <w:p>
+      <w:pPr>
+        <w:jc w:val="both"/>
+      </w:pPr>
+      <w:r>
+        <w:t>De la 1 ianuarie 2026 pragul FISCAL al mijloacelor fixe a crescut de la 2.500 la 5.000 lei (OUG 8/2026, art. 28 alin. (2) Cod fiscal). Contabil, OMFP 1802/2014 NU condiționează recunoașterea unei imobilizări de o valoare minimă — doar de definiție (utilizare peste 1 an, în scop de producție/prestare/administrativ). Alinierea pragului contabil la cel fiscal (5.000) e opțională, dar evită diferențele temporare între amortizarea contabilă și cea fiscală. Un prag contabil intern mai mic, pentru control de gestiune, e legitim — dar produce diferențe temporare de urmărit.</w:t>
+      </w:r>
+    </w:p>
+    <w:p>
+      <w:pPr>
+        <w:jc w:val="both"/>
+      </w:pPr>
+      <w:r>
+        <w:rPr>
+          <w:i/>
+        </w:rPr>
+        <w:t>Temei:</w:t>
+      </w:r>
+      <w:r>
+        <w:t xml:space="preserve"> OUG 8/2026 (modifică art. 28 alin. (2) Cod fiscal), de la 01.01.2026; OMFP 1802/2014 — fără prag valoric contabil.</w:t>
+      </w:r>
+    </w:p>
+    <w:p>
+      <w:pPr>
+        <w:jc w:val="both"/>
+      </w:pPr>
+      <w:r>
+        <w:rPr>
+          <w:i/>
+        </w:rPr>
+        <w:t>Imobilizări — prag și amortizare · training 12.08.2026, întrebarea 1 · verificat 01.09.2026</w:t>
       </w:r>
     </w:p>
     <w:p>

--- a/dist/pachet/4-imobilizari.docx
+++ b/dist/pachet/4-imobilizari.docx
@@ -22,7 +22,7 @@
         <w:pStyle w:val="Heading3"/>
       </w:pPr>
       <w:r>
-        <w:t>Surse: training 12.08.2026 · adâncit cu 19.08.2026 și 26.08.2026 — versiune revizuită, reorganizată și contraverificată</w:t>
+        <w:t>Surse: training 12.08.2026 · adâncit cu 19.08.2026, 26.08.2026 și 31.08.2026 — versiune revizuită, reorganizată și contraverificată</w:t>
       </w:r>
     </w:p>
     <w:p>
@@ -9283,6 +9283,357 @@
     </w:p>
     <w:p>
       <w:pPr>
+        <w:pStyle w:val="Heading2"/>
+      </w:pPr>
+      <w:r>
+        <w:t>20. Amortizarea contabilă față de cea fiscală</w:t>
+      </w:r>
+    </w:p>
+    <w:p>
+      <w:pPr>
+        <w:pStyle w:val="Heading3"/>
+      </w:pPr>
+      <w:r>
+        <w:t>20.1 Se țin separat</w:t>
+      </w:r>
+    </w:p>
+    <w:p>
+      <w:pPr>
+        <w:jc w:val="both"/>
+      </w:pPr>
+      <w:r>
+        <w:t xml:space="preserve">Regula: amortizarea fiscală se face </w:t>
+      </w:r>
+      <w:r>
+        <w:rPr>
+          <w:b/>
+        </w:rPr>
+        <w:t>conform catalogului</w:t>
+      </w:r>
+      <w:r>
+        <w:t>; cea contabilă poate diferi.</w:t>
+      </w:r>
+    </w:p>
+    <w:p>
+      <w:pPr>
+        <w:jc w:val="both"/>
+      </w:pPr>
+      <w:r>
+        <w:t xml:space="preserve">Trebuie ținute </w:t>
+      </w:r>
+      <w:r>
+        <w:rPr>
+          <w:b/>
+        </w:rPr>
+        <w:t>separat, inclusiv în Excel</w:t>
+      </w:r>
+      <w:r>
+        <w:t>, pentru că — spune notița — sistemele contabile</w:t>
+      </w:r>
+    </w:p>
+    <w:p>
+      <w:pPr>
+        <w:jc w:val="both"/>
+      </w:pPr>
+      <w:r>
+        <w:t>rareori le țin pe amândouă în paralel.</w:t>
+      </w:r>
+    </w:p>
+    <w:p>
+      <w:pPr>
+        <w:pStyle w:val="Heading3"/>
+      </w:pPr>
+      <w:r>
+        <w:t>20.2 Plafonul de 1.500 lei la autoturisme</w:t>
+      </w:r>
+    </w:p>
+    <w:p>
+      <w:pPr>
+        <w:jc w:val="both"/>
+      </w:pPr>
+      <w:r>
+        <w:rPr>
+          <w:b/>
+        </w:rPr>
+        <w:t>Material nou.</w:t>
+      </w:r>
+      <w:r>
+        <w:t xml:space="preserve"> Pentru autoturismele a căror amortizare depășește 1.500 lei pe lună, statul</w:t>
+      </w:r>
+    </w:p>
+    <w:p>
+      <w:pPr>
+        <w:jc w:val="both"/>
+      </w:pPr>
+      <w:r>
+        <w:t xml:space="preserve">lasă amortizarea </w:t>
+      </w:r>
+      <w:r>
+        <w:rPr>
+          <w:b/>
+        </w:rPr>
+        <w:t>contabilă</w:t>
+      </w:r>
+      <w:r>
+        <w:t xml:space="preserve"> să meargă conform catalogului, dar recunoaște </w:t>
+      </w:r>
+      <w:r>
+        <w:rPr>
+          <w:b/>
+        </w:rPr>
+        <w:t>fiscal</w:t>
+      </w:r>
+      <w:r>
+        <w:t xml:space="preserve"> doar</w:t>
+      </w:r>
+    </w:p>
+    <w:p>
+      <w:pPr>
+        <w:jc w:val="both"/>
+      </w:pPr>
+      <w:r>
+        <w:t>1.500 lei pe lună. Diferența e cheltuială nedeductibilă și se urmărește ca atare la D101.</w:t>
+      </w:r>
+    </w:p>
+    <w:p>
+      <w:pPr>
+        <w:jc w:val="both"/>
+      </w:pPr>
+      <w:r>
+        <w:t xml:space="preserve">Temeiul: </w:t>
+      </w:r>
+      <w:r>
+        <w:rPr>
+          <w:b/>
+        </w:rPr>
+        <w:t>Codul fiscal, art. 28 alin. (14)</w:t>
+      </w:r>
+      <w:r>
+        <w:t xml:space="preserve"> — pentru vehiculele de transport persoane cu cel</w:t>
+      </w:r>
+    </w:p>
+    <w:p>
+      <w:pPr>
+        <w:jc w:val="both"/>
+      </w:pPr>
+      <w:r>
+        <w:t xml:space="preserve">mult </w:t>
+      </w:r>
+      <w:r>
+        <w:rPr>
+          <w:b/>
+        </w:rPr>
+        <w:t>9 locuri</w:t>
+      </w:r>
+      <w:r>
+        <w:t xml:space="preserve"> (categoria M1), amortizarea e deductibilă în limita a 1.500 lei/lună, pe</w:t>
+      </w:r>
+    </w:p>
+    <w:p>
+      <w:pPr>
+        <w:jc w:val="both"/>
+      </w:pPr>
+      <w:r>
+        <w:t>fiecare vehicul.</w:t>
+      </w:r>
+    </w:p>
+    <w:p>
+      <w:pPr>
+        <w:jc w:val="both"/>
+      </w:pPr>
+      <w:r>
+        <w:t>↳ e a doua limitare pe autoturisme din sistem, lângă deductibilitatea de 50% de la F-108. Sunt</w:t>
+      </w:r>
+    </w:p>
+    <w:p>
+      <w:pPr>
+        <w:jc w:val="both"/>
+      </w:pPr>
+      <w:r>
+        <w:t>reguli diferite, care se aplică simultan și se confundă des: 50% privește **TVA și</w:t>
+      </w:r>
+    </w:p>
+    <w:p>
+      <w:pPr>
+        <w:jc w:val="both"/>
+      </w:pPr>
+      <w:r>
+        <w:t>cheltuielile de exploatare</w:t>
+      </w:r>
+      <w:r>
+        <w:rPr>
+          <w:b/>
+        </w:rPr>
+        <w:t xml:space="preserve">, plafonul de 1.500 lei privește </w:t>
+      </w:r>
+      <w:r>
+        <w:t>amortizarea**.</w:t>
+      </w:r>
+    </w:p>
+    <w:p>
+      <w:pPr>
+        <w:jc w:val="both"/>
+      </w:pPr>
+      <w:r>
+        <w:t xml:space="preserve">➕ Nuanța care decide corect cazurile de graniță: folosirea </w:t>
+      </w:r>
+      <w:r>
+        <w:rPr>
+          <w:b/>
+        </w:rPr>
+        <w:t>exclusivă</w:t>
+      </w:r>
+      <w:r>
+        <w:t xml:space="preserve"> în activitatea economică</w:t>
+      </w:r>
+    </w:p>
+    <w:p>
+      <w:pPr>
+        <w:jc w:val="both"/>
+      </w:pPr>
+      <w:r>
+        <w:t xml:space="preserve">ridică limitarea de 50% de pe cheltuielile de exploatare, dar </w:t>
+      </w:r>
+      <w:r>
+        <w:rPr>
+          <w:b/>
+        </w:rPr>
+        <w:t>nu</w:t>
+      </w:r>
+      <w:r>
+        <w:t xml:space="preserve"> ridică plafonul de 1.500 lei</w:t>
+      </w:r>
+    </w:p>
+    <w:p>
+      <w:pPr>
+        <w:jc w:val="both"/>
+      </w:pPr>
+      <w:r>
+        <w:t>de pe amortizare. Plafonul se aplică oricărui vehicul M1, indiferent cât de mult e folosit în</w:t>
+      </w:r>
+    </w:p>
+    <w:p>
+      <w:pPr>
+        <w:jc w:val="both"/>
+      </w:pPr>
+      <w:r>
+        <w:t xml:space="preserve">firmă. Excepțiile sunt pe </w:t>
+      </w:r>
+      <w:r>
+        <w:rPr>
+          <w:b/>
+        </w:rPr>
+        <w:t>destinație</w:t>
+      </w:r>
+      <w:r>
+        <w:t xml:space="preserve"> — taxi, transport de persoane cu plată, curierat, agenți</w:t>
+      </w:r>
+    </w:p>
+    <w:p>
+      <w:pPr>
+        <w:jc w:val="both"/>
+      </w:pPr>
+      <w:r>
+        <w:t>de vânzări, școli de șoferi, intervenție și pază — nu pe intensitatea utilizării.</w:t>
+      </w:r>
+    </w:p>
+    <w:p>
+      <w:pPr>
+        <w:pStyle w:val="Heading3"/>
+      </w:pPr>
+      <w:r>
+        <w:t>20.3 Amortizarea accelerată</w:t>
+      </w:r>
+    </w:p>
+    <w:p>
+      <w:pPr>
+        <w:jc w:val="both"/>
+      </w:pPr>
+      <w:r>
+        <w:t xml:space="preserve">Recomandarea formatorului, pentru </w:t>
+      </w:r>
+      <w:r>
+        <w:rPr>
+          <w:b/>
+        </w:rPr>
+        <w:t>utilaje</w:t>
+      </w:r>
+      <w:r>
+        <w:t>: amortizare accelerată — jumătate din valoare în</w:t>
+      </w:r>
+    </w:p>
+    <w:p>
+      <w:pPr>
+        <w:jc w:val="both"/>
+      </w:pPr>
+      <w:r>
+        <w:t>primul an, restul eșalonat pe durata rămasă, exact cât e fiscal. Se aplică atunci când clientul</w:t>
+      </w:r>
+    </w:p>
+    <w:p>
+      <w:pPr>
+        <w:jc w:val="both"/>
+      </w:pPr>
+      <w:r>
+        <w:t>cere o amortizare contabilă diferită de cea fiscală.</w:t>
+      </w:r>
+    </w:p>
+    <w:p>
+      <w:pPr>
+        <w:jc w:val="both"/>
+      </w:pPr>
+      <w:r>
+        <w:t>⚠️ Regula care nu trebuie ratată: **o metodă de amortizare, o dată implementată, rămâne așa pe</w:t>
+      </w:r>
+    </w:p>
+    <w:p>
+      <w:pPr>
+        <w:jc w:val="both"/>
+      </w:pPr>
+      <w:r>
+        <w:t>toată durata de viață a mijlocului fix.** Nu se schimbă în mijlocul drumului pentru că într-un</w:t>
+      </w:r>
+    </w:p>
+    <w:p>
+      <w:pPr>
+        <w:jc w:val="both"/>
+      </w:pPr>
+      <w:r>
+        <w:t>an ar fi mai convenabil altfel.</w:t>
+      </w:r>
+    </w:p>
+    <w:p>
+      <w:pPr>
+        <w:jc w:val="both"/>
+      </w:pPr>
+      <w:r>
+        <w:t xml:space="preserve">↳ atenție la interacțiunea deja documentată: cine aplică scutirea pentru profit reinvestit </w:t>
+      </w:r>
+      <w:r>
+        <w:rPr>
+          <w:b/>
+        </w:rPr>
+        <w:t>nu</w:t>
+      </w:r>
+    </w:p>
+    <w:p>
+      <w:pPr>
+        <w:jc w:val="both"/>
+      </w:pPr>
+      <w:r>
+        <w:t>poate opta pentru accelerată pe acele active, cu excepția din 2026 pentru subgrupa 2.1 și pentru</w:t>
+      </w:r>
+    </w:p>
+    <w:p>
+      <w:pPr>
+        <w:jc w:val="both"/>
+      </w:pPr>
+      <w:r>
+        <w:t>calculatoare. Vezi răspunsul verificat la întrebarea 12.08 î2.</w:t>
+      </w:r>
+    </w:p>
+    <w:p>
+      <w:pPr>
         <w:spacing w:before="40" w:after="160"/>
         <w:pBdr>
           <w:bottom w:val="single" w:sz="6" w:color="DBE3EA"/>
@@ -12533,7 +12884,7 @@
         <w:jc w:val="both"/>
       </w:pPr>
       <w:r>
-        <w:t>art. 11, art. 22 alin. (9), art. 25 alin. (1), art. 25 alin. (3), art. 28, art. 28 alin. (2), art. 28 alin. (5), art. 28 alin. (8), art. 28 alin. (12), art. 28 alin. (17), art. 292 alin. (3), art. 298, art. 331, art. 331 alin. (2), art. 461, art. 461 alin. (1), art. 461 alin. (2), art. 466, art. 471</w:t>
+        <w:t>art. 11, art. 22 alin. (9), art. 25 alin. (1), art. 25 alin. (3), art. 28, art. 28 alin. (2), art. 28 alin. (5), art. 28 alin. (8), art. 28 alin. (12), art. 28 alin. (14), art. 28 alin. (17), art. 292 alin. (3), art. 298, art. 331, art. 331 alin. (2), art. 461, art. 461 alin. (1), art. 461 alin. (2), art. 466, art. 471</w:t>
       </w:r>
     </w:p>
     <w:p>
